--- a/Activity&StateDiagrams/Activity&State_Diagrams_Klea_Cela.docx
+++ b/Activity&StateDiagrams/Activity&State_Diagrams_Klea_Cela.docx
@@ -20,7 +20,49 @@
           <w:sz w:val="28"/>
           <w:szCs w:val="28"/>
         </w:rPr>
-        <w:t>BR_LMS_08- User Registration</w:t>
+        <w:t xml:space="preserve">BR_LMS_08- </w:t>
+      </w:r>
+      <w:proofErr w:type="gramStart"/>
+      <w:r>
+        <w:rPr>
+          <w:rFonts w:ascii="Times New Roman" w:hAnsi="Times New Roman" w:cs="Times New Roman"/>
+          <w:b/>
+          <w:bCs/>
+          <w:sz w:val="28"/>
+          <w:szCs w:val="28"/>
+        </w:rPr>
+        <w:t>User</w:t>
+      </w:r>
+      <w:r>
+        <w:rPr>
+          <w:rFonts w:ascii="Times New Roman" w:hAnsi="Times New Roman" w:cs="Times New Roman"/>
+          <w:b/>
+          <w:bCs/>
+          <w:sz w:val="28"/>
+          <w:szCs w:val="28"/>
+        </w:rPr>
+        <w:t>(</w:t>
+      </w:r>
+      <w:proofErr w:type="gramEnd"/>
+      <w:r>
+        <w:rPr>
+          <w:rFonts w:ascii="Times New Roman" w:hAnsi="Times New Roman" w:cs="Times New Roman"/>
+          <w:b/>
+          <w:bCs/>
+          <w:sz w:val="28"/>
+          <w:szCs w:val="28"/>
+        </w:rPr>
+        <w:t>Student/Academic Staff)</w:t>
+      </w:r>
+      <w:r>
+        <w:rPr>
+          <w:rFonts w:ascii="Times New Roman" w:hAnsi="Times New Roman" w:cs="Times New Roman"/>
+          <w:b/>
+          <w:bCs/>
+          <w:sz w:val="28"/>
+          <w:szCs w:val="28"/>
+        </w:rPr>
+        <w:t xml:space="preserve"> Registration</w:t>
       </w:r>
     </w:p>
     <w:p>
@@ -46,22 +88,11 @@
     </w:p>
     <w:p>
       <w:r>
-        <w:rPr>
-          <w:noProof/>
-        </w:rPr>
         <w:drawing>
-          <wp:anchor distT="0" distB="0" distL="114300" distR="114300" simplePos="0" relativeHeight="251658240" behindDoc="0" locked="0" layoutInCell="1" allowOverlap="1" wp14:anchorId="096B20CD" wp14:editId="32F65C74">
-            <wp:simplePos x="914400" y="1524000"/>
-            <wp:positionH relativeFrom="column">
-              <wp:align>left</wp:align>
-            </wp:positionH>
-            <wp:positionV relativeFrom="paragraph">
-              <wp:align>top</wp:align>
-            </wp:positionV>
-            <wp:extent cx="5731510" cy="5774690"/>
-            <wp:effectExtent l="0" t="0" r="2540" b="0"/>
-            <wp:wrapSquare wrapText="bothSides"/>
-            <wp:docPr id="665569926" name="Picture 1"/>
+          <wp:inline distT="0" distB="0" distL="0" distR="0" wp14:anchorId="6FA4FBC0" wp14:editId="28D7ACE7">
+            <wp:extent cx="5731510" cy="5782945"/>
+            <wp:effectExtent l="0" t="0" r="2540" b="8255"/>
+            <wp:docPr id="1885569176" name="Picture 1"/>
             <wp:cNvGraphicFramePr>
               <a:graphicFrameLocks xmlns:a="http://schemas.openxmlformats.org/drawingml/2006/main" noChangeAspect="1"/>
             </wp:cNvGraphicFramePr>
@@ -69,17 +100,11 @@
               <a:graphicData uri="http://schemas.openxmlformats.org/drawingml/2006/picture">
                 <pic:pic xmlns:pic="http://schemas.openxmlformats.org/drawingml/2006/picture">
                   <pic:nvPicPr>
-                    <pic:cNvPr id="665569926" name=""/>
+                    <pic:cNvPr id="1885569176" name=""/>
                     <pic:cNvPicPr/>
                   </pic:nvPicPr>
                   <pic:blipFill>
-                    <a:blip r:embed="rId7">
-                      <a:extLst>
-                        <a:ext uri="{28A0092B-C50C-407E-A947-70E740481C1C}">
-                          <a14:useLocalDpi xmlns:a14="http://schemas.microsoft.com/office/drawing/2010/main" val="0"/>
-                        </a:ext>
-                      </a:extLst>
-                    </a:blip>
+                    <a:blip r:embed="rId7"/>
                     <a:stretch>
                       <a:fillRect/>
                     </a:stretch>
@@ -87,7 +112,7 @@
                   <pic:spPr>
                     <a:xfrm>
                       <a:off x="0" y="0"/>
-                      <a:ext cx="5731510" cy="5774690"/>
+                      <a:ext cx="5731510" cy="5782945"/>
                     </a:xfrm>
                     <a:prstGeom prst="rect">
                       <a:avLst/>
@@ -96,7 +121,7 @@
                 </pic:pic>
               </a:graphicData>
             </a:graphic>
-          </wp:anchor>
+          </wp:inline>
         </w:drawing>
       </w:r>
       <w:r>
@@ -146,6 +171,19 @@
     <w:p>
       <w:pPr>
         <w:rPr>
+          <w:rFonts w:ascii="Times New Roman" w:hAnsi="Times New Roman" w:cs="Times New Roman"/>
+          <w:b/>
+          <w:bCs/>
+          <w:i/>
+          <w:iCs/>
+          <w:sz w:val="28"/>
+          <w:szCs w:val="28"/>
+        </w:rPr>
+      </w:pPr>
+    </w:p>
+    <w:p>
+      <w:pPr>
+        <w:rPr>
           <w:sz w:val="22"/>
           <w:szCs w:val="22"/>
         </w:rPr>
@@ -157,75 +195,50 @@
           <w:rFonts w:ascii="Times New Roman" w:hAnsi="Times New Roman" w:cs="Times New Roman"/>
           <w:b/>
           <w:bCs/>
+          <w:sz w:val="28"/>
+          <w:szCs w:val="28"/>
+        </w:rPr>
+      </w:pPr>
+      <w:r>
+        <w:rPr>
+          <w:rFonts w:ascii="Times New Roman" w:hAnsi="Times New Roman" w:cs="Times New Roman"/>
+          <w:b/>
+          <w:bCs/>
+          <w:sz w:val="28"/>
+          <w:szCs w:val="28"/>
+        </w:rPr>
+        <w:lastRenderedPageBreak/>
+        <w:t>BR_LMS_09 – Administrator Account Management</w:t>
+      </w:r>
+    </w:p>
+    <w:p>
+      <w:pPr>
+        <w:rPr>
+          <w:rFonts w:ascii="Times New Roman" w:hAnsi="Times New Roman" w:cs="Times New Roman"/>
+          <w:b/>
+          <w:bCs/>
           <w:i/>
           <w:iCs/>
-          <w:sz w:val="28"/>
-          <w:szCs w:val="28"/>
-        </w:rPr>
-      </w:pPr>
-      <w:r>
-        <w:rPr>
+        </w:rPr>
+      </w:pPr>
+      <w:r>
+        <w:rPr>
+          <w:rFonts w:ascii="Times New Roman" w:hAnsi="Times New Roman" w:cs="Times New Roman"/>
           <w:b/>
           <w:bCs/>
           <w:i/>
           <w:iCs/>
         </w:rPr>
-        <w:lastRenderedPageBreak/>
-        <w:t>State diagram-</w:t>
-      </w:r>
-      <w:r>
-        <w:rPr>
-          <w:rFonts w:ascii="Times New Roman" w:hAnsi="Times New Roman" w:cs="Times New Roman"/>
-          <w:b/>
-          <w:bCs/>
-          <w:i/>
-          <w:iCs/>
-          <w:sz w:val="28"/>
-          <w:szCs w:val="28"/>
-        </w:rPr>
-        <w:t xml:space="preserve"> </w:t>
-      </w:r>
-      <w:r>
-        <w:rPr>
-          <w:rFonts w:ascii="Times New Roman" w:hAnsi="Times New Roman" w:cs="Times New Roman"/>
-          <w:b/>
-          <w:bCs/>
-          <w:i/>
-          <w:iCs/>
-        </w:rPr>
-        <w:t>BR_LMS_08- User Registration</w:t>
-      </w:r>
-    </w:p>
-    <w:p>
-      <w:pPr>
-        <w:rPr>
-          <w:b/>
-          <w:bCs/>
-          <w:i/>
-          <w:iCs/>
-          <w:sz w:val="22"/>
-          <w:szCs w:val="22"/>
-        </w:rPr>
-      </w:pPr>
-    </w:p>
-    <w:p>
-      <w:pPr>
-        <w:rPr>
-          <w:sz w:val="22"/>
-          <w:szCs w:val="22"/>
-        </w:rPr>
-      </w:pPr>
-      <w:r>
-        <w:rPr>
-          <w:noProof/>
-          <w:sz w:val="22"/>
-          <w:szCs w:val="22"/>
-        </w:rPr>
+        <w:t>Activity diagram</w:t>
+      </w:r>
+    </w:p>
+    <w:p>
+      <w:r>
         <w:drawing>
-          <wp:inline distT="0" distB="0" distL="0" distR="0" wp14:anchorId="6165B521" wp14:editId="525CB1A8">
-            <wp:extent cx="3974978" cy="6243955"/>
-            <wp:effectExtent l="0" t="0" r="6985" b="4445"/>
-            <wp:docPr id="391333417" name="Picture 1"/>
+          <wp:inline distT="0" distB="0" distL="0" distR="0" wp14:anchorId="2F362A14" wp14:editId="35B2537C">
+            <wp:extent cx="5731510" cy="6243955"/>
+            <wp:effectExtent l="0" t="0" r="2540" b="4445"/>
+            <wp:docPr id="889756364" name="Picture 1"/>
             <wp:cNvGraphicFramePr>
               <a:graphicFrameLocks xmlns:a="http://schemas.openxmlformats.org/drawingml/2006/main" noChangeAspect="1"/>
             </wp:cNvGraphicFramePr>
@@ -233,7 +246,7 @@
               <a:graphicData uri="http://schemas.openxmlformats.org/drawingml/2006/picture">
                 <pic:pic xmlns:pic="http://schemas.openxmlformats.org/drawingml/2006/picture">
                   <pic:nvPicPr>
-                    <pic:cNvPr id="391333417" name=""/>
+                    <pic:cNvPr id="889756364" name=""/>
                     <pic:cNvPicPr/>
                   </pic:nvPicPr>
                   <pic:blipFill>
@@ -245,7 +258,7 @@
                   <pic:spPr>
                     <a:xfrm>
                       <a:off x="0" y="0"/>
-                      <a:ext cx="3982368" cy="6255563"/>
+                      <a:ext cx="5731510" cy="6243955"/>
                     </a:xfrm>
                     <a:prstGeom prst="rect">
                       <a:avLst/>
@@ -258,87 +271,44 @@
         </w:drawing>
       </w:r>
     </w:p>
-    <w:p>
-      <w:pPr>
-        <w:rPr>
-          <w:sz w:val="22"/>
-          <w:szCs w:val="22"/>
-        </w:rPr>
-      </w:pPr>
-    </w:p>
-    <w:p>
-      <w:pPr>
-        <w:rPr>
-          <w:sz w:val="22"/>
-          <w:szCs w:val="22"/>
-        </w:rPr>
-      </w:pPr>
-    </w:p>
-    <w:p>
-      <w:pPr>
-        <w:rPr>
-          <w:sz w:val="22"/>
-          <w:szCs w:val="22"/>
-        </w:rPr>
-      </w:pPr>
-    </w:p>
-    <w:p>
-      <w:pPr>
-        <w:rPr>
-          <w:sz w:val="22"/>
-          <w:szCs w:val="22"/>
-        </w:rPr>
-      </w:pPr>
-    </w:p>
-    <w:p>
-      <w:pPr>
-        <w:rPr>
-          <w:sz w:val="22"/>
-          <w:szCs w:val="22"/>
-        </w:rPr>
-      </w:pPr>
-    </w:p>
-    <w:p>
-      <w:pPr>
-        <w:rPr>
-          <w:sz w:val="22"/>
-          <w:szCs w:val="22"/>
-        </w:rPr>
-      </w:pPr>
-    </w:p>
-    <w:p>
-      <w:pPr>
-        <w:rPr>
-          <w:sz w:val="28"/>
-          <w:szCs w:val="28"/>
-        </w:rPr>
-      </w:pPr>
-    </w:p>
-    <w:p>
-      <w:pPr>
-        <w:rPr>
-          <w:rFonts w:ascii="Times New Roman" w:hAnsi="Times New Roman" w:cs="Times New Roman"/>
-          <w:b/>
-          <w:bCs/>
-          <w:sz w:val="28"/>
-          <w:szCs w:val="28"/>
-        </w:rPr>
-      </w:pPr>
-      <w:r>
-        <w:rPr>
-          <w:rFonts w:ascii="Times New Roman" w:hAnsi="Times New Roman" w:cs="Times New Roman"/>
-          <w:b/>
-          <w:bCs/>
-          <w:sz w:val="28"/>
-          <w:szCs w:val="28"/>
-        </w:rPr>
-        <w:t>BR_LMS_09 – Administrator Account Management</w:t>
-      </w:r>
-    </w:p>
-    <w:p>
-      <w:pPr>
-        <w:rPr>
-          <w:rFonts w:ascii="Times New Roman" w:hAnsi="Times New Roman" w:cs="Times New Roman"/>
+    <w:p/>
+    <w:p/>
+    <w:p/>
+    <w:p/>
+    <w:p/>
+    <w:p>
+      <w:pPr>
+        <w:rPr>
+          <w:b/>
+          <w:bCs/>
+          <w:sz w:val="28"/>
+          <w:szCs w:val="28"/>
+        </w:rPr>
+      </w:pPr>
+    </w:p>
+    <w:p>
+      <w:pPr>
+        <w:rPr>
+          <w:b/>
+          <w:bCs/>
+          <w:sz w:val="28"/>
+          <w:szCs w:val="28"/>
+        </w:rPr>
+      </w:pPr>
+      <w:r>
+        <w:rPr>
+          <w:b/>
+          <w:bCs/>
+          <w:sz w:val="28"/>
+          <w:szCs w:val="28"/>
+        </w:rPr>
+        <w:lastRenderedPageBreak/>
+        <w:t>BR_LMS_10- Manage User Profile</w:t>
+      </w:r>
+    </w:p>
+    <w:p>
+      <w:pPr>
+        <w:rPr>
           <w:b/>
           <w:bCs/>
           <w:i/>
@@ -347,7 +317,6 @@
       </w:pPr>
       <w:r>
         <w:rPr>
-          <w:rFonts w:ascii="Times New Roman" w:hAnsi="Times New Roman" w:cs="Times New Roman"/>
           <w:b/>
           <w:bCs/>
           <w:i/>
@@ -358,14 +327,11 @@
     </w:p>
     <w:p>
       <w:r>
-        <w:rPr>
-          <w:noProof/>
-        </w:rPr>
         <w:drawing>
-          <wp:inline distT="0" distB="0" distL="0" distR="0" wp14:anchorId="036638C2" wp14:editId="6610A4D1">
-            <wp:extent cx="5399764" cy="5974080"/>
-            <wp:effectExtent l="0" t="0" r="0" b="7620"/>
-            <wp:docPr id="1670360995" name="Picture 1"/>
+          <wp:inline distT="0" distB="0" distL="0" distR="0" wp14:anchorId="1A04A0CE" wp14:editId="3E99C08C">
+            <wp:extent cx="5620534" cy="6030167"/>
+            <wp:effectExtent l="0" t="0" r="0" b="8890"/>
+            <wp:docPr id="1823627406" name="Picture 1"/>
             <wp:cNvGraphicFramePr>
               <a:graphicFrameLocks xmlns:a="http://schemas.openxmlformats.org/drawingml/2006/main" noChangeAspect="1"/>
             </wp:cNvGraphicFramePr>
@@ -373,36 +339,23 @@
               <a:graphicData uri="http://schemas.openxmlformats.org/drawingml/2006/picture">
                 <pic:pic xmlns:pic="http://schemas.openxmlformats.org/drawingml/2006/picture">
                   <pic:nvPicPr>
-                    <pic:cNvPr id="0" name="Picture 1"/>
-                    <pic:cNvPicPr>
-                      <a:picLocks noChangeAspect="1" noChangeArrowheads="1"/>
-                    </pic:cNvPicPr>
+                    <pic:cNvPr id="1823627406" name=""/>
+                    <pic:cNvPicPr/>
                   </pic:nvPicPr>
                   <pic:blipFill>
-                    <a:blip r:embed="rId9">
-                      <a:extLst>
-                        <a:ext uri="{28A0092B-C50C-407E-A947-70E740481C1C}">
-                          <a14:useLocalDpi xmlns:a14="http://schemas.microsoft.com/office/drawing/2010/main" val="0"/>
-                        </a:ext>
-                      </a:extLst>
-                    </a:blip>
-                    <a:srcRect/>
+                    <a:blip r:embed="rId9"/>
                     <a:stretch>
                       <a:fillRect/>
                     </a:stretch>
                   </pic:blipFill>
-                  <pic:spPr bwMode="auto">
+                  <pic:spPr>
                     <a:xfrm>
                       <a:off x="0" y="0"/>
-                      <a:ext cx="5410167" cy="5985589"/>
+                      <a:ext cx="5620534" cy="6030167"/>
                     </a:xfrm>
                     <a:prstGeom prst="rect">
                       <a:avLst/>
                     </a:prstGeom>
-                    <a:noFill/>
-                    <a:ln>
-                      <a:noFill/>
-                    </a:ln>
                   </pic:spPr>
                 </pic:pic>
               </a:graphicData>
@@ -412,42 +365,105 @@
       </w:r>
     </w:p>
     <w:p/>
-    <w:p/>
-    <w:p/>
-    <w:p/>
-    <w:p/>
-    <w:p/>
-    <w:p>
-      <w:pPr>
-        <w:rPr>
-          <w:rFonts w:ascii="Times New Roman" w:hAnsi="Times New Roman" w:cs="Times New Roman"/>
+    <w:p>
+      <w:pPr>
+        <w:rPr>
+          <w:noProof/>
+        </w:rPr>
+      </w:pPr>
+    </w:p>
+    <w:p>
+      <w:pPr>
+        <w:rPr>
           <w:b/>
           <w:bCs/>
           <w:i/>
           <w:iCs/>
         </w:rPr>
       </w:pPr>
-      <w:r>
+    </w:p>
+    <w:p>
+      <w:pPr>
         <w:rPr>
           <w:b/>
           <w:bCs/>
           <w:i/>
           <w:iCs/>
         </w:rPr>
-        <w:t>State diagram-</w:t>
-      </w:r>
-      <w:r>
+      </w:pPr>
+    </w:p>
+    <w:p>
+      <w:pPr>
+        <w:rPr>
+          <w:noProof/>
+        </w:rPr>
+      </w:pPr>
+    </w:p>
+    <w:p>
+      <w:pPr>
+        <w:rPr>
+          <w:rFonts w:ascii="Times New Roman" w:hAnsi="Times New Roman" w:cs="Times New Roman"/>
+          <w:b/>
+          <w:bCs/>
+          <w:sz w:val="28"/>
+          <w:szCs w:val="28"/>
+        </w:rPr>
+      </w:pPr>
+    </w:p>
+    <w:p>
+      <w:pPr>
+        <w:rPr>
+          <w:rFonts w:ascii="Times New Roman" w:hAnsi="Times New Roman" w:cs="Times New Roman"/>
+          <w:b/>
+          <w:bCs/>
+          <w:noProof/>
+          <w:sz w:val="32"/>
+          <w:szCs w:val="32"/>
+        </w:rPr>
+      </w:pPr>
+      <w:r>
+        <w:rPr>
+          <w:rFonts w:ascii="Times New Roman" w:hAnsi="Times New Roman" w:cs="Times New Roman"/>
+          <w:b/>
+          <w:bCs/>
+          <w:sz w:val="28"/>
+          <w:szCs w:val="28"/>
+        </w:rPr>
+        <w:lastRenderedPageBreak/>
+        <w:t xml:space="preserve">BR_LMS_11- Track </w:t>
+      </w:r>
+      <w:r>
+        <w:rPr>
+          <w:rFonts w:ascii="Times New Roman" w:hAnsi="Times New Roman" w:cs="Times New Roman"/>
+          <w:b/>
+          <w:bCs/>
+          <w:sz w:val="28"/>
+          <w:szCs w:val="28"/>
+        </w:rPr>
+        <w:t>System</w:t>
+      </w:r>
+      <w:r>
+        <w:rPr>
+          <w:rFonts w:ascii="Times New Roman" w:hAnsi="Times New Roman" w:cs="Times New Roman"/>
+          <w:b/>
+          <w:bCs/>
+          <w:sz w:val="28"/>
+          <w:szCs w:val="28"/>
+        </w:rPr>
+        <w:t xml:space="preserve"> Activity</w:t>
+      </w:r>
+    </w:p>
+    <w:p>
+      <w:pPr>
         <w:rPr>
           <w:rFonts w:ascii="Times New Roman" w:hAnsi="Times New Roman" w:cs="Times New Roman"/>
           <w:b/>
           <w:bCs/>
           <w:i/>
           <w:iCs/>
-          <w:sz w:val="28"/>
-          <w:szCs w:val="28"/>
-        </w:rPr>
-        <w:t xml:space="preserve"> </w:t>
-      </w:r>
+          <w:noProof/>
+        </w:rPr>
+      </w:pPr>
       <w:r>
         <w:rPr>
           <w:rFonts w:ascii="Times New Roman" w:hAnsi="Times New Roman" w:cs="Times New Roman"/>
@@ -455,30 +471,18 @@
           <w:bCs/>
           <w:i/>
           <w:iCs/>
-        </w:rPr>
-        <w:t>BR_LMS_09 – Administrator Account Management</w:t>
-      </w:r>
-    </w:p>
-    <w:p>
-      <w:pPr>
-        <w:rPr>
-          <w:b/>
-          <w:bCs/>
-          <w:i/>
-          <w:iCs/>
-        </w:rPr>
-      </w:pPr>
-    </w:p>
-    <w:p>
-      <w:r>
-        <w:rPr>
           <w:noProof/>
         </w:rPr>
+        <w:t>Activity diagram</w:t>
+      </w:r>
+    </w:p>
+    <w:p>
+      <w:r>
         <w:drawing>
-          <wp:inline distT="0" distB="0" distL="0" distR="0" wp14:anchorId="4F40867E" wp14:editId="79747CA4">
-            <wp:extent cx="4658375" cy="6763694"/>
-            <wp:effectExtent l="0" t="0" r="8890" b="0"/>
-            <wp:docPr id="1707057778" name="Picture 1"/>
+          <wp:inline distT="0" distB="0" distL="0" distR="0" wp14:anchorId="70849C0B" wp14:editId="1C4CE4D2">
+            <wp:extent cx="5731510" cy="4790440"/>
+            <wp:effectExtent l="0" t="0" r="2540" b="0"/>
+            <wp:docPr id="53746034" name="Picture 1"/>
             <wp:cNvGraphicFramePr>
               <a:graphicFrameLocks xmlns:a="http://schemas.openxmlformats.org/drawingml/2006/main" noChangeAspect="1"/>
             </wp:cNvGraphicFramePr>
@@ -486,7 +490,7 @@
               <a:graphicData uri="http://schemas.openxmlformats.org/drawingml/2006/picture">
                 <pic:pic xmlns:pic="http://schemas.openxmlformats.org/drawingml/2006/picture">
                   <pic:nvPicPr>
-                    <pic:cNvPr id="1707057778" name=""/>
+                    <pic:cNvPr id="53746034" name=""/>
                     <pic:cNvPicPr/>
                   </pic:nvPicPr>
                   <pic:blipFill>
@@ -498,7 +502,7 @@
                   <pic:spPr>
                     <a:xfrm>
                       <a:off x="0" y="0"/>
-                      <a:ext cx="4658375" cy="6763694"/>
+                      <a:ext cx="5731510" cy="4790440"/>
                     </a:xfrm>
                     <a:prstGeom prst="rect">
                       <a:avLst/>
@@ -515,54 +519,58 @@
     <w:p/>
     <w:p/>
     <w:p/>
-    <w:p>
-      <w:pPr>
-        <w:rPr>
-          <w:b/>
-          <w:bCs/>
-          <w:sz w:val="28"/>
-          <w:szCs w:val="28"/>
-        </w:rPr>
-      </w:pPr>
-      <w:r>
-        <w:rPr>
-          <w:b/>
-          <w:bCs/>
-          <w:sz w:val="28"/>
-          <w:szCs w:val="28"/>
-        </w:rPr>
-        <w:t>BR_LMS_10- Manage User Profile</w:t>
-      </w:r>
-    </w:p>
-    <w:p>
-      <w:pPr>
-        <w:rPr>
-          <w:b/>
-          <w:bCs/>
-          <w:i/>
-          <w:iCs/>
-        </w:rPr>
-      </w:pPr>
-      <w:r>
-        <w:rPr>
-          <w:b/>
-          <w:bCs/>
-          <w:i/>
-          <w:iCs/>
+    <w:p/>
+    <w:p/>
+    <w:p/>
+    <w:p/>
+    <w:p/>
+    <w:p/>
+    <w:p>
+      <w:pPr>
+        <w:rPr>
+          <w:b/>
+          <w:bCs/>
+          <w:sz w:val="28"/>
+          <w:szCs w:val="28"/>
+        </w:rPr>
+      </w:pPr>
+      <w:r>
+        <w:rPr>
+          <w:b/>
+          <w:bCs/>
+          <w:sz w:val="28"/>
+          <w:szCs w:val="28"/>
+        </w:rPr>
+        <w:lastRenderedPageBreak/>
+        <w:t>BR_LMS_12 – Library Event Management</w:t>
+      </w:r>
+    </w:p>
+    <w:p>
+      <w:pPr>
+        <w:rPr>
+          <w:rFonts w:ascii="Times New Roman" w:hAnsi="Times New Roman" w:cs="Times New Roman"/>
+          <w:b/>
+          <w:bCs/>
+          <w:sz w:val="28"/>
+          <w:szCs w:val="28"/>
+        </w:rPr>
+      </w:pPr>
+      <w:r>
+        <w:rPr>
+          <w:rFonts w:ascii="Times New Roman" w:hAnsi="Times New Roman" w:cs="Times New Roman"/>
+          <w:b/>
+          <w:bCs/>
         </w:rPr>
         <w:t>Activity diagram</w:t>
       </w:r>
     </w:p>
     <w:p>
       <w:r>
-        <w:rPr>
-          <w:noProof/>
-        </w:rPr>
         <w:drawing>
-          <wp:inline distT="0" distB="0" distL="0" distR="0" wp14:anchorId="09755F48" wp14:editId="76D504D3">
-            <wp:extent cx="5534797" cy="6144482"/>
-            <wp:effectExtent l="0" t="0" r="8890" b="8890"/>
-            <wp:docPr id="1153225476" name="Picture 1"/>
+          <wp:inline distT="0" distB="0" distL="0" distR="0" wp14:anchorId="69E0B8D9" wp14:editId="1BEC8936">
+            <wp:extent cx="5731510" cy="4920615"/>
+            <wp:effectExtent l="0" t="0" r="2540" b="0"/>
+            <wp:docPr id="1662825109" name="Picture 1"/>
             <wp:cNvGraphicFramePr>
               <a:graphicFrameLocks xmlns:a="http://schemas.openxmlformats.org/drawingml/2006/main" noChangeAspect="1"/>
             </wp:cNvGraphicFramePr>
@@ -570,7 +578,7 @@
               <a:graphicData uri="http://schemas.openxmlformats.org/drawingml/2006/picture">
                 <pic:pic xmlns:pic="http://schemas.openxmlformats.org/drawingml/2006/picture">
                   <pic:nvPicPr>
-                    <pic:cNvPr id="1153225476" name=""/>
+                    <pic:cNvPr id="1662825109" name=""/>
                     <pic:cNvPicPr/>
                   </pic:nvPicPr>
                   <pic:blipFill>
@@ -582,7 +590,7 @@
                   <pic:spPr>
                     <a:xfrm>
                       <a:off x="0" y="0"/>
-                      <a:ext cx="5534797" cy="6144482"/>
+                      <a:ext cx="5731510" cy="4920615"/>
                     </a:xfrm>
                     <a:prstGeom prst="rect">
                       <a:avLst/>
@@ -596,102 +604,149 @@
       </w:r>
     </w:p>
     <w:p/>
-    <w:p>
-      <w:pPr>
-        <w:rPr>
+    <w:p/>
+    <w:p/>
+    <w:p>
+      <w:pPr>
+        <w:rPr>
+          <w:rFonts w:ascii="Times New Roman" w:hAnsi="Times New Roman" w:cs="Times New Roman"/>
+          <w:b/>
+          <w:bCs/>
+          <w:i/>
+          <w:iCs/>
+        </w:rPr>
+      </w:pPr>
+    </w:p>
+    <w:p>
+      <w:pPr>
+        <w:rPr>
+          <w:rFonts w:ascii="Times New Roman" w:hAnsi="Times New Roman" w:cs="Times New Roman"/>
+          <w:b/>
+          <w:bCs/>
+          <w:i/>
+          <w:iCs/>
+        </w:rPr>
+      </w:pPr>
+    </w:p>
+    <w:p>
+      <w:pPr>
+        <w:rPr>
+          <w:rFonts w:ascii="Times New Roman" w:hAnsi="Times New Roman" w:cs="Times New Roman"/>
+          <w:b/>
+          <w:bCs/>
+          <w:i/>
+          <w:iCs/>
+        </w:rPr>
+      </w:pPr>
+    </w:p>
+    <w:p>
+      <w:pPr>
+        <w:rPr>
+          <w:rFonts w:ascii="Times New Roman" w:hAnsi="Times New Roman" w:cs="Times New Roman"/>
+          <w:b/>
+          <w:bCs/>
+          <w:i/>
+          <w:iCs/>
+        </w:rPr>
+      </w:pPr>
+    </w:p>
+    <w:p>
+      <w:pPr>
+        <w:rPr>
+          <w:rFonts w:ascii="Times New Roman" w:hAnsi="Times New Roman" w:cs="Times New Roman"/>
+          <w:b/>
+          <w:bCs/>
+          <w:i/>
+          <w:iCs/>
+        </w:rPr>
+      </w:pPr>
+    </w:p>
+    <w:p>
+      <w:pPr>
+        <w:rPr>
+          <w:rFonts w:ascii="Times New Roman" w:hAnsi="Times New Roman" w:cs="Times New Roman"/>
+          <w:b/>
+          <w:bCs/>
+          <w:i/>
+          <w:iCs/>
+        </w:rPr>
+      </w:pPr>
+    </w:p>
+    <w:p>
+      <w:pPr>
+        <w:rPr>
+          <w:sz w:val="22"/>
+          <w:szCs w:val="22"/>
+        </w:rPr>
+      </w:pPr>
+    </w:p>
+    <w:p>
+      <w:pPr>
+        <w:rPr>
+          <w:b/>
+          <w:bCs/>
+          <w:i/>
+          <w:sz w:val="28"/>
+          <w:szCs w:val="28"/>
+        </w:rPr>
+      </w:pPr>
+      <w:r>
+        <w:rPr>
+          <w:b/>
+          <w:bCs/>
+          <w:i/>
+          <w:sz w:val="28"/>
+          <w:szCs w:val="28"/>
+        </w:rPr>
+        <w:lastRenderedPageBreak/>
+        <w:t>BR_LMS_13 — Manage Lost and Fo</w:t>
+      </w:r>
+      <w:r>
+        <w:rPr>
+          <w:b/>
+          <w:bCs/>
+          <w:i/>
+          <w:sz w:val="28"/>
+          <w:szCs w:val="28"/>
+        </w:rPr>
+        <w:t>u</w:t>
+      </w:r>
+      <w:r>
+        <w:rPr>
+          <w:b/>
+          <w:bCs/>
+          <w:i/>
+          <w:sz w:val="28"/>
+          <w:szCs w:val="28"/>
+        </w:rPr>
+        <w:t>nd Items</w:t>
+      </w:r>
+    </w:p>
+    <w:p>
+      <w:pPr>
+        <w:rPr>
+          <w:b/>
+          <w:bCs/>
+          <w:i/>
           <w:noProof/>
         </w:rPr>
       </w:pPr>
-    </w:p>
-    <w:p>
-      <w:pPr>
-        <w:rPr>
-          <w:b/>
-          <w:bCs/>
-          <w:i/>
-          <w:iCs/>
-        </w:rPr>
-      </w:pPr>
-    </w:p>
-    <w:p>
-      <w:pPr>
-        <w:rPr>
-          <w:b/>
-          <w:bCs/>
-          <w:i/>
-          <w:iCs/>
-        </w:rPr>
-      </w:pPr>
-    </w:p>
-    <w:p>
-      <w:pPr>
-        <w:rPr>
-          <w:b/>
-          <w:bCs/>
-          <w:i/>
-          <w:iCs/>
-        </w:rPr>
-      </w:pPr>
-    </w:p>
-    <w:p>
-      <w:r>
-        <w:rPr>
-          <w:b/>
-          <w:bCs/>
-          <w:i/>
-          <w:iCs/>
-        </w:rPr>
-        <w:lastRenderedPageBreak/>
-        <w:t>State diagram-</w:t>
-      </w:r>
-      <w:r>
-        <w:rPr>
-          <w:rFonts w:ascii="Times New Roman" w:hAnsi="Times New Roman" w:cs="Times New Roman"/>
-          <w:b/>
-          <w:bCs/>
-          <w:i/>
-          <w:iCs/>
-          <w:sz w:val="28"/>
-          <w:szCs w:val="28"/>
-        </w:rPr>
-        <w:t xml:space="preserve"> </w:t>
-      </w:r>
-      <w:r>
-        <w:rPr>
-          <w:b/>
-          <w:bCs/>
-          <w:i/>
-          <w:iCs/>
-        </w:rPr>
-        <w:t>BR_LMS_10- Manage User Profile</w:t>
-      </w:r>
-    </w:p>
-    <w:p>
-      <w:pPr>
-        <w:rPr>
-          <w:rFonts w:ascii="Times New Roman" w:hAnsi="Times New Roman" w:cs="Times New Roman"/>
-          <w:b/>
-          <w:bCs/>
-          <w:i/>
-          <w:iCs/>
-        </w:rPr>
-      </w:pPr>
-    </w:p>
-    <w:p>
-      <w:pPr>
-        <w:rPr>
-          <w:noProof/>
-        </w:rPr>
-      </w:pPr>
-      <w:r>
-        <w:rPr>
-          <w:noProof/>
-        </w:rPr>
+      <w:r>
+        <w:rPr>
+          <w:b/>
+          <w:bCs/>
+          <w:i/>
+        </w:rPr>
+        <w:t>Activity diagram</w:t>
+      </w:r>
+    </w:p>
+    <w:p>
+      <w:r>
         <w:drawing>
-          <wp:inline distT="0" distB="0" distL="0" distR="0" wp14:anchorId="11FD1CB2" wp14:editId="3642A16C">
-            <wp:extent cx="4344006" cy="6811326"/>
-            <wp:effectExtent l="0" t="0" r="0" b="8890"/>
-            <wp:docPr id="1983006303" name="Picture 1"/>
+          <wp:inline distT="0" distB="0" distL="0" distR="0" wp14:anchorId="563A0D2F" wp14:editId="0C18A3E9">
+            <wp:extent cx="5563376" cy="6782747"/>
+            <wp:effectExtent l="0" t="0" r="0" b="0"/>
+            <wp:docPr id="1976590645" name="Picture 1"/>
             <wp:cNvGraphicFramePr>
               <a:graphicFrameLocks xmlns:a="http://schemas.openxmlformats.org/drawingml/2006/main" noChangeAspect="1"/>
             </wp:cNvGraphicFramePr>
@@ -699,7 +754,7 @@
               <a:graphicData uri="http://schemas.openxmlformats.org/drawingml/2006/picture">
                 <pic:pic xmlns:pic="http://schemas.openxmlformats.org/drawingml/2006/picture">
                   <pic:nvPicPr>
-                    <pic:cNvPr id="1983006303" name=""/>
+                    <pic:cNvPr id="1976590645" name=""/>
                     <pic:cNvPicPr/>
                   </pic:nvPicPr>
                   <pic:blipFill>
@@ -711,7 +766,7 @@
                   <pic:spPr>
                     <a:xfrm>
                       <a:off x="0" y="0"/>
-                      <a:ext cx="4344006" cy="6811326"/>
+                      <a:ext cx="5563376" cy="6782747"/>
                     </a:xfrm>
                     <a:prstGeom prst="rect">
                       <a:avLst/>
@@ -724,97 +779,39 @@
         </w:drawing>
       </w:r>
     </w:p>
-    <w:p>
-      <w:pPr>
-        <w:rPr>
+    <w:p/>
+    <w:p/>
+    <w:p/>
+    <w:p/>
+    <w:p>
+      <w:pPr>
+        <w:rPr>
+          <w:b/>
+          <w:bCs/>
           <w:noProof/>
-        </w:rPr>
-      </w:pPr>
-    </w:p>
-    <w:p>
-      <w:pPr>
-        <w:rPr>
+          <w:sz w:val="28"/>
+          <w:szCs w:val="28"/>
+        </w:rPr>
+      </w:pPr>
+      <w:r>
+        <w:rPr>
+          <w:b/>
+          <w:bCs/>
           <w:noProof/>
-        </w:rPr>
-      </w:pPr>
-    </w:p>
-    <w:p>
-      <w:pPr>
-        <w:rPr>
-          <w:noProof/>
-        </w:rPr>
-      </w:pPr>
-    </w:p>
-    <w:p>
-      <w:pPr>
-        <w:rPr>
-          <w:noProof/>
-        </w:rPr>
-      </w:pPr>
-    </w:p>
-    <w:p>
-      <w:pPr>
-        <w:rPr>
-          <w:sz w:val="22"/>
-          <w:szCs w:val="22"/>
-        </w:rPr>
-      </w:pPr>
-    </w:p>
-    <w:p>
-      <w:pPr>
-        <w:rPr>
-          <w:rFonts w:ascii="Times New Roman" w:hAnsi="Times New Roman" w:cs="Times New Roman"/>
-          <w:b/>
-          <w:bCs/>
-          <w:noProof/>
-          <w:sz w:val="32"/>
-          <w:szCs w:val="32"/>
-        </w:rPr>
-      </w:pPr>
-      <w:r>
-        <w:rPr>
-          <w:rFonts w:ascii="Times New Roman" w:hAnsi="Times New Roman" w:cs="Times New Roman"/>
-          <w:b/>
-          <w:bCs/>
-          <w:sz w:val="28"/>
-          <w:szCs w:val="28"/>
-        </w:rPr>
-        <w:t>BR_LMS_11- Track User Activity</w:t>
-      </w:r>
-    </w:p>
-    <w:p>
-      <w:pPr>
-        <w:rPr>
-          <w:rFonts w:ascii="Times New Roman" w:hAnsi="Times New Roman" w:cs="Times New Roman"/>
-          <w:b/>
-          <w:bCs/>
-          <w:i/>
-          <w:iCs/>
-          <w:noProof/>
-        </w:rPr>
-      </w:pPr>
-      <w:r>
-        <w:rPr>
-          <w:rFonts w:ascii="Times New Roman" w:hAnsi="Times New Roman" w:cs="Times New Roman"/>
-          <w:b/>
-          <w:bCs/>
-          <w:i/>
-          <w:iCs/>
-          <w:noProof/>
-        </w:rPr>
-        <w:t>Activity diagram</w:t>
-      </w:r>
-    </w:p>
-    <w:p>
-      <w:r>
-        <w:rPr>
-          <w:noProof/>
-        </w:rPr>
+          <w:sz w:val="28"/>
+          <w:szCs w:val="28"/>
+        </w:rPr>
+        <w:lastRenderedPageBreak/>
+        <w:t>State diagram-Administrator</w:t>
+      </w:r>
+    </w:p>
+    <w:p>
+      <w:r>
         <w:drawing>
-          <wp:inline distT="0" distB="0" distL="0" distR="0" wp14:anchorId="6E1800FB" wp14:editId="2DD5CFC5">
-            <wp:extent cx="5731510" cy="4707890"/>
+          <wp:inline distT="0" distB="0" distL="0" distR="0" wp14:anchorId="3F1962E6" wp14:editId="460832DA">
+            <wp:extent cx="5731510" cy="7106920"/>
             <wp:effectExtent l="0" t="0" r="2540" b="0"/>
-            <wp:docPr id="567332585" name="Picture 2"/>
+            <wp:docPr id="1040902567" name="Picture 1"/>
             <wp:cNvGraphicFramePr>
               <a:graphicFrameLocks xmlns:a="http://schemas.openxmlformats.org/drawingml/2006/main" noChangeAspect="1"/>
             </wp:cNvGraphicFramePr>
@@ -822,121 +819,11 @@
               <a:graphicData uri="http://schemas.openxmlformats.org/drawingml/2006/picture">
                 <pic:pic xmlns:pic="http://schemas.openxmlformats.org/drawingml/2006/picture">
                   <pic:nvPicPr>
-                    <pic:cNvPr id="0" name="Picture 3"/>
-                    <pic:cNvPicPr>
-                      <a:picLocks noChangeAspect="1" noChangeArrowheads="1"/>
-                    </pic:cNvPicPr>
-                  </pic:nvPicPr>
-                  <pic:blipFill>
-                    <a:blip r:embed="rId13">
-                      <a:extLst>
-                        <a:ext uri="{28A0092B-C50C-407E-A947-70E740481C1C}">
-                          <a14:useLocalDpi xmlns:a14="http://schemas.microsoft.com/office/drawing/2010/main" val="0"/>
-                        </a:ext>
-                      </a:extLst>
-                    </a:blip>
-                    <a:srcRect/>
-                    <a:stretch>
-                      <a:fillRect/>
-                    </a:stretch>
-                  </pic:blipFill>
-                  <pic:spPr bwMode="auto">
-                    <a:xfrm>
-                      <a:off x="0" y="0"/>
-                      <a:ext cx="5731510" cy="4707890"/>
-                    </a:xfrm>
-                    <a:prstGeom prst="rect">
-                      <a:avLst/>
-                    </a:prstGeom>
-                    <a:noFill/>
-                    <a:ln>
-                      <a:noFill/>
-                    </a:ln>
-                  </pic:spPr>
-                </pic:pic>
-              </a:graphicData>
-            </a:graphic>
-          </wp:inline>
-        </w:drawing>
-      </w:r>
-    </w:p>
-    <w:p/>
-    <w:p/>
-    <w:p/>
-    <w:p/>
-    <w:p/>
-    <w:p/>
-    <w:p/>
-    <w:p/>
-    <w:p/>
-    <w:p/>
-    <w:p/>
-    <w:p>
-      <w:pPr>
-        <w:rPr>
-          <w:rFonts w:ascii="Times New Roman" w:hAnsi="Times New Roman" w:cs="Times New Roman"/>
-          <w:b/>
-          <w:bCs/>
-          <w:noProof/>
-          <w:sz w:val="32"/>
-          <w:szCs w:val="32"/>
-        </w:rPr>
-      </w:pPr>
-      <w:r>
-        <w:rPr>
-          <w:b/>
-          <w:bCs/>
-          <w:i/>
-          <w:iCs/>
-        </w:rPr>
-        <w:t>State diagram</w:t>
-      </w:r>
-      <w:r>
-        <w:rPr>
-          <w:b/>
-          <w:bCs/>
-          <w:i/>
-          <w:iCs/>
-          <w:sz w:val="22"/>
-          <w:szCs w:val="22"/>
-        </w:rPr>
-        <w:t>-</w:t>
-      </w:r>
-      <w:r>
-        <w:rPr>
-          <w:rFonts w:ascii="Times New Roman" w:hAnsi="Times New Roman" w:cs="Times New Roman"/>
-          <w:b/>
-          <w:bCs/>
-          <w:i/>
-          <w:iCs/>
-        </w:rPr>
-        <w:t xml:space="preserve"> BR_LMS_11- Track User Activity</w:t>
-      </w:r>
-    </w:p>
-    <w:p/>
-    <w:p/>
-    <w:p>
-      <w:r>
-        <w:rPr>
-          <w:noProof/>
-        </w:rPr>
-        <w:drawing>
-          <wp:inline distT="0" distB="0" distL="0" distR="0" wp14:anchorId="0B1D8284" wp14:editId="4804B4BA">
-            <wp:extent cx="5731510" cy="5714365"/>
-            <wp:effectExtent l="0" t="0" r="2540" b="635"/>
-            <wp:docPr id="1482151108" name="Picture 1"/>
-            <wp:cNvGraphicFramePr>
-              <a:graphicFrameLocks xmlns:a="http://schemas.openxmlformats.org/drawingml/2006/main" noChangeAspect="1"/>
-            </wp:cNvGraphicFramePr>
-            <a:graphic xmlns:a="http://schemas.openxmlformats.org/drawingml/2006/main">
-              <a:graphicData uri="http://schemas.openxmlformats.org/drawingml/2006/picture">
-                <pic:pic xmlns:pic="http://schemas.openxmlformats.org/drawingml/2006/picture">
-                  <pic:nvPicPr>
-                    <pic:cNvPr id="1482151108" name=""/>
+                    <pic:cNvPr id="1040902567" name=""/>
                     <pic:cNvPicPr/>
                   </pic:nvPicPr>
                   <pic:blipFill>
-                    <a:blip r:embed="rId14"/>
+                    <a:blip r:embed="rId13"/>
                     <a:stretch>
                       <a:fillRect/>
                     </a:stretch>
@@ -944,455 +831,7 @@
                   <pic:spPr>
                     <a:xfrm>
                       <a:off x="0" y="0"/>
-                      <a:ext cx="5731510" cy="5714365"/>
-                    </a:xfrm>
-                    <a:prstGeom prst="rect">
-                      <a:avLst/>
-                    </a:prstGeom>
-                  </pic:spPr>
-                </pic:pic>
-              </a:graphicData>
-            </a:graphic>
-          </wp:inline>
-        </w:drawing>
-      </w:r>
-    </w:p>
-    <w:p/>
-    <w:p/>
-    <w:p/>
-    <w:p/>
-    <w:p/>
-    <w:p/>
-    <w:p>
-      <w:pPr>
-        <w:rPr>
-          <w:b/>
-          <w:bCs/>
-          <w:sz w:val="28"/>
-          <w:szCs w:val="28"/>
-        </w:rPr>
-      </w:pPr>
-      <w:r>
-        <w:rPr>
-          <w:b/>
-          <w:bCs/>
-          <w:sz w:val="28"/>
-          <w:szCs w:val="28"/>
-        </w:rPr>
-        <w:t>BR_LMS_12 – Library Event Management</w:t>
-      </w:r>
-    </w:p>
-    <w:p>
-      <w:pPr>
-        <w:rPr>
-          <w:rFonts w:ascii="Times New Roman" w:hAnsi="Times New Roman" w:cs="Times New Roman"/>
-          <w:b/>
-          <w:bCs/>
-          <w:sz w:val="28"/>
-          <w:szCs w:val="28"/>
-        </w:rPr>
-      </w:pPr>
-      <w:r>
-        <w:rPr>
-          <w:rFonts w:ascii="Times New Roman" w:hAnsi="Times New Roman" w:cs="Times New Roman"/>
-          <w:b/>
-          <w:bCs/>
-        </w:rPr>
-        <w:t>Activity diagram</w:t>
-      </w:r>
-    </w:p>
-    <w:p>
-      <w:r>
-        <w:rPr>
-          <w:noProof/>
-        </w:rPr>
-        <w:drawing>
-          <wp:inline distT="0" distB="0" distL="0" distR="0" wp14:anchorId="4F34E4CC" wp14:editId="12B00629">
-            <wp:extent cx="6302717" cy="5791200"/>
-            <wp:effectExtent l="0" t="0" r="3175" b="0"/>
-            <wp:docPr id="1468076551" name="Picture 1"/>
-            <wp:cNvGraphicFramePr>
-              <a:graphicFrameLocks xmlns:a="http://schemas.openxmlformats.org/drawingml/2006/main" noChangeAspect="1"/>
-            </wp:cNvGraphicFramePr>
-            <a:graphic xmlns:a="http://schemas.openxmlformats.org/drawingml/2006/main">
-              <a:graphicData uri="http://schemas.openxmlformats.org/drawingml/2006/picture">
-                <pic:pic xmlns:pic="http://schemas.openxmlformats.org/drawingml/2006/picture">
-                  <pic:nvPicPr>
-                    <pic:cNvPr id="1468076551" name=""/>
-                    <pic:cNvPicPr/>
-                  </pic:nvPicPr>
-                  <pic:blipFill>
-                    <a:blip r:embed="rId15"/>
-                    <a:stretch>
-                      <a:fillRect/>
-                    </a:stretch>
-                  </pic:blipFill>
-                  <pic:spPr>
-                    <a:xfrm>
-                      <a:off x="0" y="0"/>
-                      <a:ext cx="6308728" cy="5796723"/>
-                    </a:xfrm>
-                    <a:prstGeom prst="rect">
-                      <a:avLst/>
-                    </a:prstGeom>
-                  </pic:spPr>
-                </pic:pic>
-              </a:graphicData>
-            </a:graphic>
-          </wp:inline>
-        </w:drawing>
-      </w:r>
-    </w:p>
-    <w:p/>
-    <w:p/>
-    <w:p/>
-    <w:p>
-      <w:pPr>
-        <w:rPr>
-          <w:rFonts w:ascii="Times New Roman" w:hAnsi="Times New Roman" w:cs="Times New Roman"/>
-          <w:b/>
-          <w:bCs/>
-          <w:i/>
-          <w:iCs/>
-        </w:rPr>
-      </w:pPr>
-    </w:p>
-    <w:p>
-      <w:pPr>
-        <w:rPr>
-          <w:rFonts w:ascii="Times New Roman" w:hAnsi="Times New Roman" w:cs="Times New Roman"/>
-          <w:b/>
-          <w:bCs/>
-          <w:i/>
-          <w:iCs/>
-        </w:rPr>
-      </w:pPr>
-    </w:p>
-    <w:p>
-      <w:pPr>
-        <w:rPr>
-          <w:rFonts w:ascii="Times New Roman" w:hAnsi="Times New Roman" w:cs="Times New Roman"/>
-          <w:b/>
-          <w:bCs/>
-          <w:i/>
-          <w:iCs/>
-        </w:rPr>
-      </w:pPr>
-    </w:p>
-    <w:p>
-      <w:pPr>
-        <w:rPr>
-          <w:rFonts w:ascii="Times New Roman" w:hAnsi="Times New Roman" w:cs="Times New Roman"/>
-          <w:b/>
-          <w:bCs/>
-          <w:i/>
-          <w:iCs/>
-        </w:rPr>
-      </w:pPr>
-    </w:p>
-    <w:p>
-      <w:pPr>
-        <w:rPr>
-          <w:sz w:val="32"/>
-          <w:szCs w:val="32"/>
-        </w:rPr>
-      </w:pPr>
-      <w:r>
-        <w:rPr>
-          <w:rFonts w:ascii="Times New Roman" w:hAnsi="Times New Roman" w:cs="Times New Roman"/>
-          <w:b/>
-          <w:bCs/>
-          <w:i/>
-          <w:iCs/>
-        </w:rPr>
-        <w:t>State diagram</w:t>
-      </w:r>
-      <w:r>
-        <w:rPr>
-          <w:rFonts w:ascii="Times New Roman" w:hAnsi="Times New Roman" w:cs="Times New Roman"/>
-          <w:b/>
-          <w:bCs/>
-          <w:i/>
-          <w:iCs/>
-        </w:rPr>
-        <w:t>-</w:t>
-      </w:r>
-      <w:r>
-        <w:rPr>
-          <w:sz w:val="28"/>
-          <w:szCs w:val="28"/>
-        </w:rPr>
-        <w:t xml:space="preserve"> </w:t>
-      </w:r>
-      <w:r>
-        <w:rPr>
-          <w:rFonts w:ascii="Times New Roman" w:hAnsi="Times New Roman" w:cs="Times New Roman"/>
-          <w:b/>
-          <w:bCs/>
-          <w:i/>
-          <w:iCs/>
-        </w:rPr>
-        <w:t>BR_LMS_12 – Library Event Management</w:t>
-      </w:r>
-    </w:p>
-    <w:p>
-      <w:pPr>
-        <w:rPr>
-          <w:rFonts w:ascii="Times New Roman" w:hAnsi="Times New Roman" w:cs="Times New Roman"/>
-          <w:b/>
-          <w:bCs/>
-          <w:i/>
-          <w:iCs/>
-        </w:rPr>
-      </w:pPr>
-    </w:p>
-    <w:p>
-      <w:r>
-        <w:rPr>
-          <w:noProof/>
-        </w:rPr>
-        <w:drawing>
-          <wp:inline distT="0" distB="0" distL="0" distR="0" wp14:anchorId="2F0FDC25" wp14:editId="0E7D534F">
-            <wp:extent cx="4887007" cy="6335009"/>
-            <wp:effectExtent l="0" t="0" r="8890" b="8890"/>
-            <wp:docPr id="1945929019" name="Picture 1"/>
-            <wp:cNvGraphicFramePr>
-              <a:graphicFrameLocks xmlns:a="http://schemas.openxmlformats.org/drawingml/2006/main" noChangeAspect="1"/>
-            </wp:cNvGraphicFramePr>
-            <a:graphic xmlns:a="http://schemas.openxmlformats.org/drawingml/2006/main">
-              <a:graphicData uri="http://schemas.openxmlformats.org/drawingml/2006/picture">
-                <pic:pic xmlns:pic="http://schemas.openxmlformats.org/drawingml/2006/picture">
-                  <pic:nvPicPr>
-                    <pic:cNvPr id="1945929019" name=""/>
-                    <pic:cNvPicPr/>
-                  </pic:nvPicPr>
-                  <pic:blipFill>
-                    <a:blip r:embed="rId16"/>
-                    <a:stretch>
-                      <a:fillRect/>
-                    </a:stretch>
-                  </pic:blipFill>
-                  <pic:spPr>
-                    <a:xfrm>
-                      <a:off x="0" y="0"/>
-                      <a:ext cx="4887007" cy="6335009"/>
-                    </a:xfrm>
-                    <a:prstGeom prst="rect">
-                      <a:avLst/>
-                    </a:prstGeom>
-                  </pic:spPr>
-                </pic:pic>
-              </a:graphicData>
-            </a:graphic>
-          </wp:inline>
-        </w:drawing>
-      </w:r>
-    </w:p>
-    <w:p/>
-    <w:p/>
-    <w:p/>
-    <w:p/>
-    <w:p>
-      <w:pPr>
-        <w:rPr>
-          <w:sz w:val="22"/>
-          <w:szCs w:val="22"/>
-        </w:rPr>
-      </w:pPr>
-    </w:p>
-    <w:p>
-      <w:pPr>
-        <w:rPr>
-          <w:sz w:val="22"/>
-          <w:szCs w:val="22"/>
-        </w:rPr>
-      </w:pPr>
-    </w:p>
-    <w:p>
-      <w:pPr>
-        <w:rPr>
-          <w:b/>
-          <w:bCs/>
-          <w:sz w:val="28"/>
-          <w:szCs w:val="28"/>
-        </w:rPr>
-      </w:pPr>
-      <w:r>
-        <w:rPr>
-          <w:b/>
-          <w:bCs/>
-          <w:sz w:val="28"/>
-          <w:szCs w:val="28"/>
-        </w:rPr>
-        <w:t>BR_LMS_13 – Overdue Fine Management</w:t>
-      </w:r>
-    </w:p>
-    <w:p>
-      <w:pPr>
-        <w:rPr>
-          <w:b/>
-          <w:bCs/>
-          <w:sz w:val="28"/>
-          <w:szCs w:val="28"/>
-        </w:rPr>
-      </w:pPr>
-      <w:r>
-        <w:rPr>
-          <w:b/>
-          <w:bCs/>
-        </w:rPr>
-        <w:t>Activity diagram</w:t>
-      </w:r>
-    </w:p>
-    <w:p>
-      <w:r>
-        <w:rPr>
-          <w:noProof/>
-        </w:rPr>
-        <w:drawing>
-          <wp:inline distT="0" distB="0" distL="0" distR="0" wp14:anchorId="391BDAFB" wp14:editId="4B4B4D34">
-            <wp:extent cx="3307080" cy="5798820"/>
-            <wp:effectExtent l="0" t="0" r="7620" b="0"/>
-            <wp:docPr id="947122799" name="Picture 4"/>
-            <wp:cNvGraphicFramePr>
-              <a:graphicFrameLocks xmlns:a="http://schemas.openxmlformats.org/drawingml/2006/main" noChangeAspect="1"/>
-            </wp:cNvGraphicFramePr>
-            <a:graphic xmlns:a="http://schemas.openxmlformats.org/drawingml/2006/main">
-              <a:graphicData uri="http://schemas.openxmlformats.org/drawingml/2006/picture">
-                <pic:pic xmlns:pic="http://schemas.openxmlformats.org/drawingml/2006/picture">
-                  <pic:nvPicPr>
-                    <pic:cNvPr id="0" name="Picture 10"/>
-                    <pic:cNvPicPr>
-                      <a:picLocks noChangeAspect="1" noChangeArrowheads="1"/>
-                    </pic:cNvPicPr>
-                  </pic:nvPicPr>
-                  <pic:blipFill>
-                    <a:blip r:embed="rId17">
-                      <a:extLst>
-                        <a:ext uri="{28A0092B-C50C-407E-A947-70E740481C1C}">
-                          <a14:useLocalDpi xmlns:a14="http://schemas.microsoft.com/office/drawing/2010/main" val="0"/>
-                        </a:ext>
-                      </a:extLst>
-                    </a:blip>
-                    <a:srcRect/>
-                    <a:stretch>
-                      <a:fillRect/>
-                    </a:stretch>
-                  </pic:blipFill>
-                  <pic:spPr bwMode="auto">
-                    <a:xfrm>
-                      <a:off x="0" y="0"/>
-                      <a:ext cx="3307080" cy="5798820"/>
-                    </a:xfrm>
-                    <a:prstGeom prst="rect">
-                      <a:avLst/>
-                    </a:prstGeom>
-                    <a:noFill/>
-                    <a:ln>
-                      <a:noFill/>
-                    </a:ln>
-                  </pic:spPr>
-                </pic:pic>
-              </a:graphicData>
-            </a:graphic>
-          </wp:inline>
-        </w:drawing>
-      </w:r>
-    </w:p>
-    <w:p/>
-    <w:p/>
-    <w:p/>
-    <w:p/>
-    <w:p/>
-    <w:p/>
-    <w:p>
-      <w:pPr>
-        <w:rPr>
-          <w:b/>
-          <w:bCs/>
-          <w:i/>
-          <w:iCs/>
-        </w:rPr>
-      </w:pPr>
-    </w:p>
-    <w:p>
-      <w:r>
-        <w:rPr>
-          <w:b/>
-          <w:bCs/>
-          <w:i/>
-          <w:iCs/>
-        </w:rPr>
-        <w:t>State diagram</w:t>
-      </w:r>
-      <w:r>
-        <w:rPr>
-          <w:b/>
-          <w:bCs/>
-          <w:i/>
-          <w:iCs/>
-        </w:rPr>
-        <w:t>-</w:t>
-      </w:r>
-      <w:r>
-        <w:rPr>
-          <w:sz w:val="22"/>
-          <w:szCs w:val="22"/>
-        </w:rPr>
-        <w:t xml:space="preserve"> </w:t>
-      </w:r>
-      <w:r>
-        <w:rPr>
-          <w:b/>
-          <w:bCs/>
-          <w:i/>
-          <w:iCs/>
-          <w:sz w:val="22"/>
-          <w:szCs w:val="22"/>
-        </w:rPr>
-        <w:t>BR_LMS_13 – Overdue Fine Management</w:t>
-      </w:r>
-    </w:p>
-    <w:p>
-      <w:pPr>
-        <w:rPr>
-          <w:b/>
-          <w:bCs/>
-          <w:i/>
-          <w:iCs/>
-        </w:rPr>
-      </w:pPr>
-    </w:p>
-    <w:p>
-      <w:r>
-        <w:rPr>
-          <w:noProof/>
-        </w:rPr>
-        <w:drawing>
-          <wp:inline distT="0" distB="0" distL="0" distR="0" wp14:anchorId="12334872" wp14:editId="546EF72F">
-            <wp:extent cx="4667901" cy="6173061"/>
-            <wp:effectExtent l="0" t="0" r="0" b="0"/>
-            <wp:docPr id="251215490" name="Picture 1"/>
-            <wp:cNvGraphicFramePr>
-              <a:graphicFrameLocks xmlns:a="http://schemas.openxmlformats.org/drawingml/2006/main" noChangeAspect="1"/>
-            </wp:cNvGraphicFramePr>
-            <a:graphic xmlns:a="http://schemas.openxmlformats.org/drawingml/2006/main">
-              <a:graphicData uri="http://schemas.openxmlformats.org/drawingml/2006/picture">
-                <pic:pic xmlns:pic="http://schemas.openxmlformats.org/drawingml/2006/picture">
-                  <pic:nvPicPr>
-                    <pic:cNvPr id="251215490" name=""/>
-                    <pic:cNvPicPr/>
-                  </pic:nvPicPr>
-                  <pic:blipFill>
-                    <a:blip r:embed="rId18"/>
-                    <a:stretch>
-                      <a:fillRect/>
-                    </a:stretch>
-                  </pic:blipFill>
-                  <pic:spPr>
-                    <a:xfrm>
-                      <a:off x="0" y="0"/>
-                      <a:ext cx="4667901" cy="6173061"/>
+                      <a:ext cx="5731510" cy="7106920"/>
                     </a:xfrm>
                     <a:prstGeom prst="rect">
                       <a:avLst/>
@@ -2068,7 +1507,6 @@
   <w:style w:type="character" w:default="1" w:styleId="DefaultParagraphFont">
     <w:name w:val="Default Paragraph Font"/>
     <w:uiPriority w:val="1"/>
-    <w:semiHidden/>
     <w:unhideWhenUsed/>
   </w:style>
   <w:style w:type="table" w:default="1" w:styleId="TableNormal">
